--- a/Digital Forensics Report Writer/Templates/DFR Computer.docx
+++ b/Digital Forensics Report Writer/Templates/DFR Computer.docx
@@ -4457,17 +4457,15 @@
                 <w:placeholder>
                   <w:docPart w:val="09CB18A341BF4959A8EA39F9FD74E117"/>
                 </w:placeholder>
-                <w:showingPlcHdr/>
                 <w:text/>
               </w:sdtPr>
               <w:sdtContent>
                 <w:permStart w:id="656093911" w:edGrp="everyone"/>
                 <w:r>
                   <w:rPr>
-                    <w:rStyle w:val="PlaceholderText"/>
                     <w:rFonts w:ascii="Arial" w:hAnsi="Arial" w:cs="Arial"/>
                   </w:rPr>
-                  <w:t xml:space="preserve"> </w:t>
+                  <w:t>PY_EXAMINE</w:t>
                 </w:r>
                 <w:permEnd w:id="656093911"/>
               </w:sdtContent>
@@ -7938,6 +7936,18 @@
     <w:pitch w:val="variable"/>
     <w:sig w:usb0="E4002EFF" w:usb1="C200247B" w:usb2="00000009" w:usb3="00000000" w:csb0="000001FF" w:csb1="00000000"/>
   </w:font>
+  <w:font w:name="Aptos">
+    <w:charset w:val="00"/>
+    <w:family w:val="swiss"/>
+    <w:pitch w:val="variable"/>
+    <w:sig w:usb0="20000287" w:usb1="00000003" w:usb2="00000000" w:usb3="00000000" w:csb0="0000019F" w:csb1="00000000"/>
+  </w:font>
+  <w:font w:name="Aptos Display">
+    <w:charset w:val="00"/>
+    <w:family w:val="swiss"/>
+    <w:pitch w:val="variable"/>
+    <w:sig w:usb0="20000287" w:usb1="00000003" w:usb2="00000000" w:usb3="00000000" w:csb0="0000019F" w:csb1="00000000"/>
+  </w:font>
 </w:fonts>
 </file>
 
@@ -8015,6 +8025,7 @@
     <w:rsid w:val="008730AA"/>
     <w:rsid w:val="008938B0"/>
     <w:rsid w:val="008A38B1"/>
+    <w:rsid w:val="008A727E"/>
     <w:rsid w:val="008E5E8A"/>
     <w:rsid w:val="008E648F"/>
     <w:rsid w:val="00936E8E"/>
@@ -8029,6 +8040,7 @@
     <w:rsid w:val="00AD67BF"/>
     <w:rsid w:val="00B14103"/>
     <w:rsid w:val="00B32168"/>
+    <w:rsid w:val="00B40234"/>
     <w:rsid w:val="00B54556"/>
     <w:rsid w:val="00B617A0"/>
     <w:rsid w:val="00B849EC"/>

--- a/Digital Forensics Report Writer/Templates/DFR Computer.docx
+++ b/Digital Forensics Report Writer/Templates/DFR Computer.docx
@@ -161,19 +161,21 @@
         <w:trPr>
           <w:trHeight w:val="344"/>
         </w:trPr>
+        <w:permStart w:id="1756572336" w:edGrp="everyone" w:displacedByCustomXml="next"/>
         <w:sdt>
           <w:sdtPr>
             <w:rPr>
               <w:rFonts w:ascii="Arial" w:hAnsi="Arial" w:cs="Arial"/>
             </w:rPr>
+            <w:tag w:val="PY_DFR"/>
             <w:id w:val="-501272707"/>
             <w:placeholder>
               <w:docPart w:val="75EF9953B8F94517B58BA4F444AA04D7"/>
             </w:placeholder>
+            <w:showingPlcHdr/>
             <w:text/>
           </w:sdtPr>
           <w:sdtContent>
-            <w:permStart w:id="1107495700" w:edGrp="everyone" w:displacedByCustomXml="prev"/>
             <w:tc>
               <w:tcPr>
                 <w:tcW w:w="3235" w:type="dxa"/>
@@ -194,34 +196,37 @@
                 </w:pPr>
                 <w:r>
                   <w:rPr>
+                    <w:rStyle w:val="PlaceholderText"/>
                     <w:rFonts w:ascii="Arial" w:hAnsi="Arial" w:cs="Arial"/>
                   </w:rPr>
-                  <w:t>PY_</w:t>
-                </w:r>
-                <w:r>
-                  <w:rPr>
-                    <w:rFonts w:ascii="Arial" w:hAnsi="Arial" w:cs="Arial"/>
-                  </w:rPr>
-                  <w:t>DFR</w:t>
+                  <w:t xml:space="preserve"> </w:t>
                 </w:r>
               </w:p>
             </w:tc>
-            <w:permEnd w:id="1107495700" w:displacedByCustomXml="next"/>
           </w:sdtContent>
         </w:sdt>
+        <w:permEnd w:id="1756572336" w:displacedByCustomXml="prev"/>
+        <w:permStart w:id="74218680" w:edGrp="everyone" w:displacedByCustomXml="next"/>
         <w:sdt>
           <w:sdtPr>
             <w:rPr>
-              <w:rFonts w:ascii="Arial" w:hAnsi="Arial" w:cs="Arial"/>
+              <w:rStyle w:val="Style1"/>
             </w:rPr>
+            <w:tag w:val="PY_CASENUMBER"/>
             <w:id w:val="-970591982"/>
             <w:placeholder>
               <w:docPart w:val="BB11298E24DD43FD802ACCD27761CFA1"/>
             </w:placeholder>
+            <w:showingPlcHdr/>
             <w:text/>
           </w:sdtPr>
+          <w:sdtEndPr>
+            <w:rPr>
+              <w:rStyle w:val="DefaultParagraphFont"/>
+              <w:rFonts w:ascii="Arial" w:hAnsi="Arial" w:cs="Arial"/>
+            </w:rPr>
+          </w:sdtEndPr>
           <w:sdtContent>
-            <w:permStart w:id="1972329874" w:edGrp="everyone" w:displacedByCustomXml="prev"/>
             <w:tc>
               <w:tcPr>
                 <w:tcW w:w="3870" w:type="dxa"/>
@@ -243,28 +248,31 @@
                 </w:pPr>
                 <w:r>
                   <w:rPr>
+                    <w:rStyle w:val="PlaceholderText"/>
                     <w:rFonts w:ascii="Arial" w:hAnsi="Arial" w:cs="Arial"/>
                   </w:rPr>
-                  <w:t>PY_CASENUMBER</w:t>
+                  <w:t xml:space="preserve"> </w:t>
                 </w:r>
               </w:p>
             </w:tc>
-            <w:permEnd w:id="1972329874" w:displacedByCustomXml="next"/>
           </w:sdtContent>
         </w:sdt>
+        <w:permEnd w:id="74218680" w:displacedByCustomXml="prev"/>
+        <w:permStart w:id="532548729" w:edGrp="everyone" w:displacedByCustomXml="next"/>
         <w:sdt>
           <w:sdtPr>
             <w:rPr>
               <w:rFonts w:ascii="Arial" w:hAnsi="Arial" w:cs="Arial"/>
             </w:rPr>
+            <w:tag w:val="PY_EVIDENCE"/>
             <w:id w:val="2075699221"/>
             <w:placeholder>
               <w:docPart w:val="B8B17CEA3C3E47DC99A6EC94F1AE1ACE"/>
             </w:placeholder>
+            <w:showingPlcHdr/>
             <w:text/>
           </w:sdtPr>
           <w:sdtContent>
-            <w:permStart w:id="1251230669" w:edGrp="everyone" w:displacedByCustomXml="prev"/>
             <w:tc>
               <w:tcPr>
                 <w:tcW w:w="4271" w:type="dxa"/>
@@ -286,15 +294,16 @@
                 </w:pPr>
                 <w:r>
                   <w:rPr>
+                    <w:rStyle w:val="PlaceholderText"/>
                     <w:rFonts w:ascii="Arial" w:hAnsi="Arial" w:cs="Arial"/>
                   </w:rPr>
-                  <w:t>PY_EVIDENCE</w:t>
+                  <w:t xml:space="preserve"> </w:t>
                 </w:r>
               </w:p>
             </w:tc>
-            <w:permEnd w:id="1251230669" w:displacedByCustomXml="next"/>
           </w:sdtContent>
         </w:sdt>
+        <w:permEnd w:id="532548729" w:displacedByCustomXml="prev"/>
       </w:tr>
       <w:tr>
         <w:trPr>
@@ -407,15 +416,18 @@
         <w:trPr>
           <w:trHeight w:val="344"/>
         </w:trPr>
+        <w:permStart w:id="1998602120" w:edGrp="everyone" w:displacedByCustomXml="next"/>
         <w:sdt>
           <w:sdtPr>
             <w:rPr>
               <w:rFonts w:ascii="Arial" w:hAnsi="Arial" w:cs="Arial"/>
             </w:rPr>
+            <w:tag w:val="PY_REQDATE"/>
             <w:id w:val="1313988748"/>
             <w:placeholder>
               <w:docPart w:val="5C9A7D612D064788A845FF848D83FF61"/>
             </w:placeholder>
+            <w:showingPlcHdr/>
             <w:date>
               <w:dateFormat w:val="dddd, MMMM d, yyyy"/>
               <w:lid w:val="en-US"/>
@@ -424,7 +436,6 @@
             </w:date>
           </w:sdtPr>
           <w:sdtContent>
-            <w:permStart w:id="1204249354" w:edGrp="everyone" w:displacedByCustomXml="prev"/>
             <w:tc>
               <w:tcPr>
                 <w:tcW w:w="3792" w:type="dxa"/>
@@ -446,28 +457,31 @@
                 </w:pPr>
                 <w:r>
                   <w:rPr>
+                    <w:rStyle w:val="PlaceholderText"/>
                     <w:rFonts w:ascii="Arial" w:hAnsi="Arial" w:cs="Arial"/>
                   </w:rPr>
-                  <w:t>PY_REQDATE</w:t>
+                  <w:t xml:space="preserve"> </w:t>
                 </w:r>
               </w:p>
             </w:tc>
-            <w:permEnd w:id="1204249354" w:displacedByCustomXml="next"/>
           </w:sdtContent>
         </w:sdt>
+        <w:permEnd w:id="1998602120" w:displacedByCustomXml="prev"/>
+        <w:permStart w:id="997406030" w:edGrp="everyone" w:displacedByCustomXml="next"/>
         <w:sdt>
           <w:sdtPr>
             <w:rPr>
               <w:rFonts w:ascii="Arial" w:hAnsi="Arial" w:cs="Arial"/>
             </w:rPr>
+            <w:tag w:val="PY_OWNER"/>
             <w:id w:val="-1269309431"/>
             <w:placeholder>
               <w:docPart w:val="12DAEB8F68BB4682B64EF23F0F1E9579"/>
             </w:placeholder>
+            <w:showingPlcHdr/>
             <w:text/>
           </w:sdtPr>
           <w:sdtContent>
-            <w:permStart w:id="2125597686" w:edGrp="everyone" w:displacedByCustomXml="prev"/>
             <w:tc>
               <w:tcPr>
                 <w:tcW w:w="3792" w:type="dxa"/>
@@ -489,21 +503,17 @@
                 </w:pPr>
                 <w:r>
                   <w:rPr>
+                    <w:rStyle w:val="PlaceholderText"/>
                     <w:rFonts w:ascii="Arial" w:hAnsi="Arial" w:cs="Arial"/>
                   </w:rPr>
-                  <w:t>PY_</w:t>
-                </w:r>
-                <w:r>
-                  <w:rPr>
-                    <w:rFonts w:ascii="Arial" w:hAnsi="Arial" w:cs="Arial"/>
-                  </w:rPr>
-                  <w:t>OWNER</w:t>
+                  <w:t xml:space="preserve"> </w:t>
                 </w:r>
               </w:p>
             </w:tc>
-            <w:permEnd w:id="2125597686" w:displacedByCustomXml="next"/>
           </w:sdtContent>
         </w:sdt>
+        <w:permEnd w:id="997406030" w:displacedByCustomXml="prev"/>
+        <w:permStart w:id="1479630245" w:edGrp="everyone" w:displacedByCustomXml="next"/>
         <w:sdt>
           <w:sdtPr>
             <w:rPr>
@@ -517,7 +527,6 @@
             <w:text/>
           </w:sdtPr>
           <w:sdtContent>
-            <w:permStart w:id="946605474" w:edGrp="everyone" w:displacedByCustomXml="prev"/>
             <w:tc>
               <w:tcPr>
                 <w:tcW w:w="3792" w:type="dxa"/>
@@ -545,9 +554,9 @@
                 </w:r>
               </w:p>
             </w:tc>
-            <w:permEnd w:id="946605474" w:displacedByCustomXml="next"/>
           </w:sdtContent>
         </w:sdt>
+        <w:permEnd w:id="1479630245" w:displacedByCustomXml="prev"/>
       </w:tr>
       <w:tr>
         <w:trPr>
@@ -660,19 +669,21 @@
         <w:trPr>
           <w:trHeight w:val="344"/>
         </w:trPr>
+        <w:permStart w:id="1086406501" w:edGrp="everyone" w:displacedByCustomXml="next"/>
         <w:sdt>
           <w:sdtPr>
             <w:rPr>
               <w:rFonts w:ascii="Arial" w:hAnsi="Arial" w:cs="Arial"/>
             </w:rPr>
+            <w:tag w:val="PY_REQAGENCY"/>
             <w:id w:val="1630976998"/>
             <w:placeholder>
               <w:docPart w:val="439E55EC3E3D414BA3FA3D59ADEFFDBB"/>
             </w:placeholder>
+            <w:showingPlcHdr/>
             <w:text/>
           </w:sdtPr>
           <w:sdtContent>
-            <w:permStart w:id="643171088" w:edGrp="everyone" w:displacedByCustomXml="prev"/>
             <w:tc>
               <w:tcPr>
                 <w:tcW w:w="5688" w:type="dxa"/>
@@ -694,28 +705,31 @@
                 </w:pPr>
                 <w:r>
                   <w:rPr>
+                    <w:rStyle w:val="PlaceholderText"/>
                     <w:rFonts w:ascii="Arial" w:hAnsi="Arial" w:cs="Arial"/>
                   </w:rPr>
-                  <w:t>PY_REQAGENCY</w:t>
+                  <w:t xml:space="preserve"> </w:t>
                 </w:r>
               </w:p>
             </w:tc>
-            <w:permEnd w:id="643171088" w:displacedByCustomXml="next"/>
           </w:sdtContent>
         </w:sdt>
+        <w:permEnd w:id="1086406501" w:displacedByCustomXml="prev"/>
+        <w:permStart w:id="11031006" w:edGrp="everyone" w:displacedByCustomXml="next"/>
         <w:sdt>
           <w:sdtPr>
             <w:rPr>
               <w:rFonts w:ascii="Arial" w:hAnsi="Arial" w:cs="Arial"/>
             </w:rPr>
+            <w:tag w:val="PY_REQOFF"/>
             <w:id w:val="-931893453"/>
             <w:placeholder>
               <w:docPart w:val="35FE797F05DE4157B3B38FDE31CB60B2"/>
             </w:placeholder>
+            <w:showingPlcHdr/>
             <w:text/>
           </w:sdtPr>
           <w:sdtContent>
-            <w:permStart w:id="824136463" w:edGrp="everyone" w:displacedByCustomXml="prev"/>
             <w:tc>
               <w:tcPr>
                 <w:tcW w:w="5688" w:type="dxa"/>
@@ -737,15 +751,16 @@
                 </w:pPr>
                 <w:r>
                   <w:rPr>
+                    <w:rStyle w:val="PlaceholderText"/>
                     <w:rFonts w:ascii="Arial" w:hAnsi="Arial" w:cs="Arial"/>
                   </w:rPr>
-                  <w:t>PY_REQOFF</w:t>
+                  <w:t xml:space="preserve"> </w:t>
                 </w:r>
               </w:p>
             </w:tc>
-            <w:permEnd w:id="824136463" w:displacedByCustomXml="next"/>
           </w:sdtContent>
         </w:sdt>
+        <w:permEnd w:id="11031006" w:displacedByCustomXml="prev"/>
       </w:tr>
       <w:tr>
         <w:trPr>
@@ -809,11 +824,13 @@
               </w:rPr>
               <w:t xml:space="preserve">CONSENT  </w:t>
             </w:r>
+            <w:permStart w:id="196305946" w:edGrp="everyone"/>
             <w:sdt>
               <w:sdtPr>
                 <w:rPr>
                   <w:rFonts w:ascii="Arial" w:hAnsi="Arial" w:cs="Arial"/>
                 </w:rPr>
+                <w:tag w:val="PY_AUTHCONSENT"/>
                 <w:id w:val="-1301214547"/>
                 <w14:checkbox>
                   <w14:checked w14:val="0"/>
@@ -822,27 +839,28 @@
                 </w14:checkbox>
               </w:sdtPr>
               <w:sdtContent>
-                <w:permStart w:id="292752568" w:edGrp="everyone"/>
                 <w:r>
                   <w:rPr>
                     <w:rFonts w:ascii="MS Gothic" w:eastAsia="MS Gothic" w:hAnsi="MS Gothic" w:cs="Arial" w:hint="eastAsia"/>
                   </w:rPr>
                   <w:t>☐</w:t>
                 </w:r>
-                <w:permEnd w:id="292752568"/>
               </w:sdtContent>
             </w:sdt>
+            <w:permEnd w:id="196305946"/>
             <w:r>
               <w:rPr>
                 <w:rFonts w:ascii="Arial" w:hAnsi="Arial" w:cs="Arial"/>
               </w:rPr>
               <w:t xml:space="preserve">     SEARCH WARRANT  </w:t>
             </w:r>
+            <w:permStart w:id="1582118380" w:edGrp="everyone"/>
             <w:sdt>
               <w:sdtPr>
                 <w:rPr>
                   <w:rFonts w:ascii="Arial" w:hAnsi="Arial" w:cs="Arial"/>
                 </w:rPr>
+                <w:tag w:val="PY_AUTHSW"/>
                 <w:id w:val="-558632481"/>
                 <w14:checkbox>
                   <w14:checked w14:val="0"/>
@@ -851,27 +869,28 @@
                 </w14:checkbox>
               </w:sdtPr>
               <w:sdtContent>
-                <w:permStart w:id="1326844930" w:edGrp="everyone"/>
                 <w:r>
                   <w:rPr>
                     <w:rFonts w:ascii="MS Gothic" w:eastAsia="MS Gothic" w:hAnsi="MS Gothic" w:cs="Arial" w:hint="eastAsia"/>
                   </w:rPr>
                   <w:t>☐</w:t>
                 </w:r>
-                <w:permEnd w:id="1326844930"/>
               </w:sdtContent>
             </w:sdt>
+            <w:permEnd w:id="1582118380"/>
             <w:r>
               <w:rPr>
                 <w:rFonts w:ascii="Arial" w:hAnsi="Arial" w:cs="Arial"/>
               </w:rPr>
               <w:t xml:space="preserve">     IMPLIED CONSENT  </w:t>
             </w:r>
+            <w:permStart w:id="123684481" w:edGrp="everyone"/>
             <w:sdt>
               <w:sdtPr>
                 <w:rPr>
                   <w:rFonts w:ascii="Arial" w:hAnsi="Arial" w:cs="Arial"/>
                 </w:rPr>
+                <w:tag w:val="PY_AUTHIMPLIED"/>
                 <w:id w:val="-1076356122"/>
                 <w14:checkbox>
                   <w14:checked w14:val="0"/>
@@ -880,16 +899,15 @@
                 </w14:checkbox>
               </w:sdtPr>
               <w:sdtContent>
-                <w:permStart w:id="609502463" w:edGrp="everyone"/>
                 <w:r>
                   <w:rPr>
                     <w:rFonts w:ascii="MS Gothic" w:eastAsia="MS Gothic" w:hAnsi="MS Gothic" w:cs="Arial" w:hint="eastAsia"/>
                   </w:rPr>
                   <w:t>☐</w:t>
                 </w:r>
-                <w:permEnd w:id="609502463"/>
               </w:sdtContent>
             </w:sdt>
+            <w:permEnd w:id="123684481"/>
             <w:r>
               <w:rPr>
                 <w:rFonts w:ascii="Arial" w:hAnsi="Arial" w:cs="Arial"/>
@@ -914,11 +932,13 @@
               </w:rPr>
               <w:t xml:space="preserve">  </w:t>
             </w:r>
+            <w:permStart w:id="124854220" w:edGrp="everyone"/>
             <w:sdt>
               <w:sdtPr>
                 <w:rPr>
                   <w:rFonts w:ascii="Arial" w:hAnsi="Arial" w:cs="Arial"/>
                 </w:rPr>
+                <w:tag w:val="PY_AUTHPAROLE"/>
                 <w:id w:val="-1567408890"/>
                 <w14:checkbox>
                   <w14:checked w14:val="0"/>
@@ -927,16 +947,15 @@
                 </w14:checkbox>
               </w:sdtPr>
               <w:sdtContent>
-                <w:permStart w:id="2109159156" w:edGrp="everyone"/>
                 <w:r>
                   <w:rPr>
                     <w:rFonts w:ascii="MS Gothic" w:eastAsia="MS Gothic" w:hAnsi="MS Gothic" w:cs="Arial" w:hint="eastAsia"/>
                   </w:rPr>
                   <w:t>☐</w:t>
                 </w:r>
-                <w:permEnd w:id="2109159156"/>
               </w:sdtContent>
             </w:sdt>
+            <w:permEnd w:id="124854220"/>
             <w:r>
               <w:rPr>
                 <w:rFonts w:ascii="Arial" w:hAnsi="Arial" w:cs="Arial"/>
@@ -949,11 +968,13 @@
               </w:rPr>
               <w:t xml:space="preserve">OTHER:  </w:t>
             </w:r>
+            <w:permStart w:id="490683736" w:edGrp="everyone"/>
             <w:sdt>
               <w:sdtPr>
                 <w:rPr>
                   <w:rFonts w:ascii="Arial" w:hAnsi="Arial" w:cs="Arial"/>
                 </w:rPr>
+                <w:tag w:val="PY_AUTHOTHER"/>
                 <w:id w:val="936722782"/>
                 <w:placeholder>
                   <w:docPart w:val="BFA79ADA1784488397E79C60CD1F0446"/>
@@ -961,7 +982,6 @@
                 <w:text/>
               </w:sdtPr>
               <w:sdtContent>
-                <w:permStart w:id="1061188403" w:edGrp="everyone"/>
                 <w:r>
                   <w:rPr>
                     <w:rFonts w:ascii="Arial" w:hAnsi="Arial" w:cs="Arial"/>
@@ -971,9 +991,9 @@
                   </w:rPr>
                   <w:t xml:space="preserve"> </w:t>
                 </w:r>
-                <w:permEnd w:id="1061188403"/>
               </w:sdtContent>
             </w:sdt>
+            <w:permEnd w:id="490683736"/>
           </w:p>
         </w:tc>
       </w:tr>
@@ -1094,11 +1114,13 @@
               </w:rPr>
               <w:t xml:space="preserve">YES </w:t>
             </w:r>
+            <w:permStart w:id="1942119663" w:edGrp="everyone"/>
             <w:sdt>
               <w:sdtPr>
                 <w:rPr>
                   <w:rFonts w:ascii="Arial" w:hAnsi="Arial" w:cs="Arial"/>
                 </w:rPr>
+                <w:tag w:val="PY_TIMEFRAMEYES"/>
                 <w:id w:val="-1936191325"/>
                 <w14:checkbox>
                   <w14:checked w14:val="0"/>
@@ -1107,27 +1129,28 @@
                 </w14:checkbox>
               </w:sdtPr>
               <w:sdtContent>
-                <w:permStart w:id="1345590725" w:edGrp="everyone"/>
                 <w:r>
                   <w:rPr>
                     <w:rFonts w:ascii="MS Gothic" w:eastAsia="MS Gothic" w:hAnsi="MS Gothic" w:cs="Arial" w:hint="eastAsia"/>
                   </w:rPr>
                   <w:t>☐</w:t>
                 </w:r>
-                <w:permEnd w:id="1345590725"/>
               </w:sdtContent>
             </w:sdt>
+            <w:permEnd w:id="1942119663"/>
             <w:r>
               <w:rPr>
                 <w:rFonts w:ascii="Arial" w:hAnsi="Arial" w:cs="Arial"/>
               </w:rPr>
               <w:t xml:space="preserve">        NO </w:t>
             </w:r>
+            <w:permStart w:id="1750237181" w:edGrp="everyone"/>
             <w:sdt>
               <w:sdtPr>
                 <w:rPr>
                   <w:rFonts w:ascii="Arial" w:hAnsi="Arial" w:cs="Arial"/>
                 </w:rPr>
+                <w:tag w:val="PY_TIMEFRAMENO"/>
                 <w:id w:val="-2131625048"/>
                 <w14:checkbox>
                   <w14:checked w14:val="0"/>
@@ -1136,18 +1159,18 @@
                 </w14:checkbox>
               </w:sdtPr>
               <w:sdtContent>
-                <w:permStart w:id="1505306464" w:edGrp="everyone"/>
                 <w:r>
                   <w:rPr>
                     <w:rFonts w:ascii="MS Gothic" w:eastAsia="MS Gothic" w:hAnsi="MS Gothic" w:cs="Arial" w:hint="eastAsia"/>
                   </w:rPr>
                   <w:t>☐</w:t>
                 </w:r>
-                <w:permEnd w:id="1505306464"/>
               </w:sdtContent>
             </w:sdt>
+            <w:permEnd w:id="1750237181"/>
           </w:p>
         </w:tc>
+        <w:permStart w:id="145717369" w:edGrp="everyone"/>
         <w:tc>
           <w:tcPr>
             <w:tcW w:w="3870" w:type="dxa"/>
@@ -1170,10 +1193,12 @@
                 <w:rPr>
                   <w:rFonts w:ascii="Arial" w:hAnsi="Arial" w:cs="Arial"/>
                 </w:rPr>
+                <w:tag w:val="PY_LIMITSTART"/>
                 <w:id w:val="212863807"/>
                 <w:placeholder>
                   <w:docPart w:val="0BBB14C31D234CBEBE95CC4114AC5765"/>
                 </w:placeholder>
+                <w:showingPlcHdr/>
                 <w:date>
                   <w:dateFormat w:val="dddd, MMMM d, yyyy"/>
                   <w:lid w:val="en-US"/>
@@ -1182,18 +1207,19 @@
                 </w:date>
               </w:sdtPr>
               <w:sdtContent>
-                <w:permStart w:id="1185700864" w:edGrp="everyone"/>
                 <w:r>
                   <w:rPr>
+                    <w:rStyle w:val="PlaceholderText"/>
                     <w:rFonts w:ascii="Arial" w:hAnsi="Arial" w:cs="Arial"/>
                   </w:rPr>
-                  <w:t>PY_LIMITSTART</w:t>
+                  <w:t xml:space="preserve"> </w:t>
                 </w:r>
-                <w:permEnd w:id="1185700864"/>
               </w:sdtContent>
             </w:sdt>
+            <w:permEnd w:id="145717369"/>
           </w:p>
         </w:tc>
+        <w:permStart w:id="1542721155" w:edGrp="everyone"/>
         <w:tc>
           <w:tcPr>
             <w:tcW w:w="4271" w:type="dxa"/>
@@ -1216,10 +1242,12 @@
                 <w:rPr>
                   <w:rFonts w:ascii="Arial" w:hAnsi="Arial" w:cs="Arial"/>
                 </w:rPr>
+                <w:tag w:val="PY_LIMITEND"/>
                 <w:id w:val="-435597364"/>
                 <w:placeholder>
                   <w:docPart w:val="46B9304E2DB24F9987E1B53540CDF304"/>
                 </w:placeholder>
+                <w:showingPlcHdr/>
                 <w:date>
                   <w:dateFormat w:val="dddd, MMMM d, yyyy"/>
                   <w:lid w:val="en-US"/>
@@ -1228,16 +1256,16 @@
                 </w:date>
               </w:sdtPr>
               <w:sdtContent>
-                <w:permStart w:id="1998021681" w:edGrp="everyone"/>
                 <w:r>
                   <w:rPr>
+                    <w:rStyle w:val="PlaceholderText"/>
                     <w:rFonts w:ascii="Arial" w:hAnsi="Arial" w:cs="Arial"/>
                   </w:rPr>
-                  <w:t>PY_LIMITEND</w:t>
+                  <w:t xml:space="preserve"> </w:t>
                 </w:r>
-                <w:permEnd w:id="1998021681"/>
               </w:sdtContent>
             </w:sdt>
+            <w:permEnd w:id="1542721155"/>
           </w:p>
         </w:tc>
       </w:tr>
@@ -1342,19 +1370,21 @@
         <w:trPr>
           <w:trHeight w:val="344"/>
         </w:trPr>
+        <w:permStart w:id="1441211295" w:edGrp="everyone" w:displacedByCustomXml="next"/>
         <w:sdt>
           <w:sdtPr>
             <w:rPr>
               <w:rFonts w:ascii="Arial" w:hAnsi="Arial" w:cs="Arial"/>
             </w:rPr>
+            <w:tag w:val="PY_EXAMINER"/>
             <w:id w:val="219720434"/>
             <w:placeholder>
               <w:docPart w:val="8FDA86DD043D457CA6FD8FF6F71D2F16"/>
             </w:placeholder>
+            <w:showingPlcHdr/>
             <w:text/>
           </w:sdtPr>
           <w:sdtContent>
-            <w:permStart w:id="865678200" w:edGrp="everyone" w:displacedByCustomXml="prev"/>
             <w:tc>
               <w:tcPr>
                 <w:tcW w:w="3235" w:type="dxa"/>
@@ -1379,15 +1409,17 @@
                 </w:pPr>
                 <w:r>
                   <w:rPr>
+                    <w:rStyle w:val="PlaceholderText"/>
                     <w:rFonts w:ascii="Arial" w:hAnsi="Arial" w:cs="Arial"/>
                   </w:rPr>
-                  <w:t>PY_EXAMINER</w:t>
+                  <w:t xml:space="preserve"> </w:t>
                 </w:r>
               </w:p>
             </w:tc>
-            <w:permEnd w:id="865678200" w:displacedByCustomXml="next"/>
           </w:sdtContent>
         </w:sdt>
+        <w:permEnd w:id="1441211295" w:displacedByCustomXml="prev"/>
+        <w:permStart w:id="904923077" w:edGrp="everyone"/>
         <w:tc>
           <w:tcPr>
             <w:tcW w:w="3870" w:type="dxa"/>
@@ -1413,10 +1445,12 @@
                 <w:rPr>
                   <w:rFonts w:ascii="Arial" w:hAnsi="Arial" w:cs="Arial"/>
                 </w:rPr>
+                <w:tag w:val="PY_IMAGEDATE"/>
                 <w:id w:val="-1996641527"/>
                 <w:placeholder>
                   <w:docPart w:val="CD08A0A46BA74EFCAB3793B7AF615310"/>
                 </w:placeholder>
+                <w:showingPlcHdr/>
                 <w:date>
                   <w:dateFormat w:val="dddd, MMMM d, yyyy"/>
                   <w:lid w:val="en-US"/>
@@ -1425,18 +1459,19 @@
                 </w:date>
               </w:sdtPr>
               <w:sdtContent>
-                <w:permStart w:id="218393643" w:edGrp="everyone"/>
                 <w:r>
                   <w:rPr>
+                    <w:rStyle w:val="PlaceholderText"/>
                     <w:rFonts w:ascii="Arial" w:hAnsi="Arial" w:cs="Arial"/>
                   </w:rPr>
-                  <w:t>PY_IMAGEDATE</w:t>
+                  <w:t xml:space="preserve"> </w:t>
                 </w:r>
-                <w:permEnd w:id="218393643"/>
               </w:sdtContent>
             </w:sdt>
+            <w:permEnd w:id="904923077"/>
           </w:p>
         </w:tc>
+        <w:permStart w:id="1576302785" w:edGrp="everyone"/>
         <w:tc>
           <w:tcPr>
             <w:tcW w:w="4271" w:type="dxa"/>
@@ -1475,7 +1510,6 @@
                 </w:date>
               </w:sdtPr>
               <w:sdtContent>
-                <w:permStart w:id="1472483138" w:edGrp="everyone"/>
                 <w:r>
                   <w:rPr>
                     <w:rStyle w:val="PlaceholderText"/>
@@ -1483,9 +1517,9 @@
                   </w:rPr>
                   <w:t xml:space="preserve"> </w:t>
                 </w:r>
-                <w:permEnd w:id="1472483138"/>
               </w:sdtContent>
             </w:sdt>
+            <w:permEnd w:id="1576302785"/>
           </w:p>
         </w:tc>
       </w:tr>
@@ -1994,19 +2028,21 @@
             </w:r>
           </w:p>
         </w:tc>
+        <w:permStart w:id="1606291909" w:edGrp="everyone" w:displacedByCustomXml="next"/>
         <w:sdt>
           <w:sdtPr>
             <w:rPr>
               <w:rFonts w:ascii="Arial" w:hAnsi="Arial" w:cs="Arial"/>
             </w:rPr>
+            <w:tag w:val="PY_DEVMAKE"/>
             <w:id w:val="540102773"/>
             <w:placeholder>
               <w:docPart w:val="C78859FBDEDA4668B3F4AA1600ACA4EC"/>
             </w:placeholder>
+            <w:showingPlcHdr/>
             <w:text/>
           </w:sdtPr>
           <w:sdtContent>
-            <w:permStart w:id="1911782387" w:edGrp="everyone" w:displacedByCustomXml="prev"/>
             <w:tc>
               <w:tcPr>
                 <w:tcW w:w="2610" w:type="dxa"/>
@@ -2024,34 +2060,31 @@
                 </w:pPr>
                 <w:r>
                   <w:rPr>
+                    <w:rStyle w:val="PlaceholderText"/>
                     <w:rFonts w:ascii="Arial" w:hAnsi="Arial" w:cs="Arial"/>
                   </w:rPr>
-                  <w:t>PY_DEV</w:t>
-                </w:r>
-                <w:r>
-                  <w:rPr>
-                    <w:rFonts w:ascii="Arial" w:hAnsi="Arial" w:cs="Arial"/>
-                  </w:rPr>
-                  <w:t>MAKE</w:t>
+                  <w:t xml:space="preserve"> </w:t>
                 </w:r>
               </w:p>
             </w:tc>
-            <w:permEnd w:id="1911782387" w:displacedByCustomXml="next"/>
           </w:sdtContent>
         </w:sdt>
+        <w:permEnd w:id="1606291909" w:displacedByCustomXml="prev"/>
+        <w:permStart w:id="1982673028" w:edGrp="everyone" w:displacedByCustomXml="next"/>
         <w:sdt>
           <w:sdtPr>
             <w:rPr>
               <w:rFonts w:ascii="Arial" w:hAnsi="Arial" w:cs="Arial"/>
             </w:rPr>
+            <w:tag w:val="PY_DEVMODEL"/>
             <w:id w:val="-1783111413"/>
             <w:placeholder>
               <w:docPart w:val="D757ADDD62284F83BB708BCBF16A24BA"/>
             </w:placeholder>
+            <w:showingPlcHdr/>
             <w:text/>
           </w:sdtPr>
           <w:sdtContent>
-            <w:permStart w:id="1453286638" w:edGrp="everyone" w:displacedByCustomXml="prev"/>
             <w:tc>
               <w:tcPr>
                 <w:tcW w:w="2969" w:type="dxa"/>
@@ -2069,15 +2102,17 @@
                 </w:pPr>
                 <w:r>
                   <w:rPr>
+                    <w:rStyle w:val="PlaceholderText"/>
                     <w:rFonts w:ascii="Arial" w:hAnsi="Arial" w:cs="Arial"/>
                   </w:rPr>
-                  <w:t>PY_DEVMODEL</w:t>
+                  <w:t xml:space="preserve"> </w:t>
                 </w:r>
               </w:p>
             </w:tc>
-            <w:permEnd w:id="1453286638" w:displacedByCustomXml="next"/>
           </w:sdtContent>
         </w:sdt>
+        <w:permEnd w:id="1982673028" w:displacedByCustomXml="prev"/>
+        <w:permStart w:id="1698771820" w:edGrp="everyone"/>
         <w:tc>
           <w:tcPr>
             <w:tcW w:w="3732" w:type="dxa"/>
@@ -2097,23 +2132,25 @@
                 <w:rPr>
                   <w:rFonts w:ascii="Arial" w:hAnsi="Arial" w:cs="Arial"/>
                 </w:rPr>
+                <w:tag w:val="PY_PCSERIAL"/>
                 <w:id w:val="447589103"/>
                 <w:placeholder>
                   <w:docPart w:val="86CEEE1A570B4102AFE7BE73A40B8BD7"/>
                 </w:placeholder>
+                <w:showingPlcHdr/>
                 <w:text/>
               </w:sdtPr>
               <w:sdtContent>
-                <w:permStart w:id="402673632" w:edGrp="everyone"/>
                 <w:r>
                   <w:rPr>
+                    <w:rStyle w:val="PlaceholderText"/>
                     <w:rFonts w:ascii="Arial" w:hAnsi="Arial" w:cs="Arial"/>
                   </w:rPr>
-                  <w:t>PY_PCSERIAL</w:t>
+                  <w:t xml:space="preserve"> </w:t>
                 </w:r>
-                <w:permEnd w:id="402673632"/>
               </w:sdtContent>
             </w:sdt>
+            <w:permEnd w:id="1698771820"/>
           </w:p>
         </w:tc>
       </w:tr>
@@ -2280,19 +2317,21 @@
             </w:pPr>
           </w:p>
         </w:tc>
+        <w:permStart w:id="1527535957" w:edGrp="everyone" w:displacedByCustomXml="next"/>
         <w:sdt>
           <w:sdtPr>
             <w:rPr>
               <w:rFonts w:ascii="Arial" w:hAnsi="Arial" w:cs="Arial"/>
             </w:rPr>
+            <w:tag w:val="PY_COLOR"/>
             <w:id w:val="-827508201"/>
             <w:placeholder>
               <w:docPart w:val="7206DB5F916649E79D44D18840FB0F7F"/>
             </w:placeholder>
+            <w:showingPlcHdr/>
             <w:text/>
           </w:sdtPr>
           <w:sdtContent>
-            <w:permStart w:id="697658175" w:edGrp="everyone" w:displacedByCustomXml="prev"/>
             <w:tc>
               <w:tcPr>
                 <w:tcW w:w="1620" w:type="dxa"/>
@@ -2309,20 +2348,23 @@
                 </w:pPr>
                 <w:r>
                   <w:rPr>
+                    <w:rStyle w:val="PlaceholderText"/>
                     <w:rFonts w:ascii="Arial" w:hAnsi="Arial" w:cs="Arial"/>
                   </w:rPr>
-                  <w:t>PY_COLOR</w:t>
+                  <w:t xml:space="preserve"> </w:t>
                 </w:r>
               </w:p>
             </w:tc>
-            <w:permEnd w:id="697658175" w:displacedByCustomXml="next"/>
           </w:sdtContent>
         </w:sdt>
+        <w:permEnd w:id="1527535957" w:displacedByCustomXml="prev"/>
+        <w:permStart w:id="1584674414" w:edGrp="everyone" w:displacedByCustomXml="next"/>
         <w:sdt>
           <w:sdtPr>
             <w:rPr>
               <w:rFonts w:ascii="Arial" w:hAnsi="Arial" w:cs="Arial"/>
             </w:rPr>
+            <w:tag w:val="PY_OSVERSION"/>
             <w:id w:val="1189019236"/>
             <w:placeholder>
               <w:docPart w:val="F961DA88B84F4FE2998302E20589F00D"/>
@@ -2331,7 +2373,6 @@
             <w:text/>
           </w:sdtPr>
           <w:sdtContent>
-            <w:permStart w:id="80573691" w:edGrp="everyone" w:displacedByCustomXml="prev"/>
             <w:tc>
               <w:tcPr>
                 <w:tcW w:w="2791" w:type="dxa"/>
@@ -2356,9 +2397,10 @@
                 </w:r>
               </w:p>
             </w:tc>
-            <w:permEnd w:id="80573691" w:displacedByCustomXml="next"/>
           </w:sdtContent>
         </w:sdt>
+        <w:permEnd w:id="1584674414" w:displacedByCustomXml="prev"/>
+        <w:permStart w:id="1761880742" w:edGrp="everyone"/>
         <w:tc>
           <w:tcPr>
             <w:tcW w:w="4900" w:type="dxa"/>
@@ -2392,7 +2434,6 @@
                 </w:date>
               </w:sdtPr>
               <w:sdtContent>
-                <w:permStart w:id="750796581" w:edGrp="everyone"/>
                 <w:r>
                   <w:rPr>
                     <w:rStyle w:val="PlaceholderText"/>
@@ -2400,9 +2441,9 @@
                   </w:rPr>
                   <w:t xml:space="preserve"> </w:t>
                 </w:r>
-                <w:permEnd w:id="750796581"/>
               </w:sdtContent>
             </w:sdt>
+            <w:permEnd w:id="1761880742"/>
           </w:p>
         </w:tc>
       </w:tr>
@@ -2522,28 +2563,31 @@
               </w:rPr>
               <w:t xml:space="preserve"> KNOWN -  </w:t>
             </w:r>
+            <w:permStart w:id="1753757291" w:edGrp="everyone"/>
             <w:sdt>
               <w:sdtPr>
                 <w:rPr>
                   <w:rFonts w:ascii="Arial" w:hAnsi="Arial" w:cs="Arial"/>
                 </w:rPr>
+                <w:tag w:val="PY_PASSCODE"/>
                 <w:id w:val="-1408458682"/>
                 <w:placeholder>
                   <w:docPart w:val="5ED27D50F9D4437B9B63D2ADB3EF74BC"/>
                 </w:placeholder>
+                <w:showingPlcHdr/>
                 <w:text/>
               </w:sdtPr>
               <w:sdtContent>
-                <w:permStart w:id="441527198" w:edGrp="everyone"/>
                 <w:r>
                   <w:rPr>
+                    <w:rStyle w:val="PlaceholderText"/>
                     <w:rFonts w:ascii="Arial" w:hAnsi="Arial" w:cs="Arial"/>
                   </w:rPr>
-                  <w:t>PY_PASSCODE</w:t>
+                  <w:t xml:space="preserve"> </w:t>
                 </w:r>
-                <w:permEnd w:id="441527198"/>
               </w:sdtContent>
             </w:sdt>
+            <w:permEnd w:id="1753757291"/>
           </w:p>
           <w:p>
             <w:pPr>
@@ -3095,19 +3139,21 @@
               <w:top w:val="nil"/>
             </w:tcBorders>
           </w:tcPr>
+          <w:permStart w:id="1598580281" w:edGrp="everyone" w:displacedByCustomXml="next"/>
           <w:sdt>
             <w:sdtPr>
               <w:rPr>
                 <w:rFonts w:ascii="Arial" w:hAnsi="Arial" w:cs="Arial"/>
               </w:rPr>
+              <w:tag w:val="PY_HDMAKE"/>
               <w:id w:val="1877739544"/>
               <w:placeholder>
                 <w:docPart w:val="88AF2C2FFA9A46A4B960D8E30F4AD819"/>
               </w:placeholder>
+              <w:showingPlcHdr/>
               <w:text/>
             </w:sdtPr>
             <w:sdtContent>
-              <w:permStart w:id="2000042117" w:edGrp="everyone" w:displacedByCustomXml="prev"/>
               <w:p>
                 <w:pPr>
                   <w:spacing w:line="276" w:lineRule="auto"/>
@@ -3117,28 +3163,31 @@
                 </w:pPr>
                 <w:r>
                   <w:rPr>
+                    <w:rStyle w:val="PlaceholderText"/>
                     <w:rFonts w:ascii="Arial" w:hAnsi="Arial" w:cs="Arial"/>
                   </w:rPr>
-                  <w:t>PY_HDMAKE</w:t>
+                  <w:t xml:space="preserve"> </w:t>
                 </w:r>
               </w:p>
-              <w:permEnd w:id="2000042117" w:displacedByCustomXml="next"/>
             </w:sdtContent>
           </w:sdt>
+          <w:permEnd w:id="1598580281" w:displacedByCustomXml="prev"/>
         </w:tc>
+        <w:permStart w:id="1223718204" w:edGrp="everyone" w:displacedByCustomXml="next"/>
         <w:sdt>
           <w:sdtPr>
             <w:rPr>
               <w:rFonts w:ascii="Arial" w:hAnsi="Arial" w:cs="Arial"/>
             </w:rPr>
+            <w:tag w:val="PY_HDMODEL"/>
             <w:id w:val="-840471499"/>
             <w:placeholder>
               <w:docPart w:val="D67C035B282B44BD8BAFF63EB39DA752"/>
             </w:placeholder>
+            <w:showingPlcHdr/>
             <w:text/>
           </w:sdtPr>
           <w:sdtContent>
-            <w:permStart w:id="1313616006" w:edGrp="everyone" w:displacedByCustomXml="prev"/>
             <w:tc>
               <w:tcPr>
                 <w:tcW w:w="5688" w:type="dxa"/>
@@ -3156,15 +3205,16 @@
                 </w:pPr>
                 <w:r>
                   <w:rPr>
+                    <w:rStyle w:val="PlaceholderText"/>
                     <w:rFonts w:ascii="Arial" w:hAnsi="Arial" w:cs="Arial"/>
                   </w:rPr>
-                  <w:t>PY_HDMODEL</w:t>
+                  <w:t xml:space="preserve"> </w:t>
                 </w:r>
               </w:p>
             </w:tc>
-            <w:permEnd w:id="1313616006" w:displacedByCustomXml="next"/>
           </w:sdtContent>
         </w:sdt>
+        <w:permEnd w:id="1223718204" w:displacedByCustomXml="prev"/>
       </w:tr>
       <w:tr>
         <w:trPr>
@@ -3252,14 +3302,16 @@
             <w:rPr>
               <w:rFonts w:ascii="Arial" w:hAnsi="Arial" w:cs="Arial"/>
             </w:rPr>
+            <w:tag w:val="PY_HDSERIAL"/>
             <w:id w:val="887067711"/>
             <w:placeholder>
               <w:docPart w:val="738C4AE6D5FA4FAFA7A5B0908E25E432"/>
             </w:placeholder>
+            <w:showingPlcHdr/>
             <w:text/>
           </w:sdtPr>
           <w:sdtContent>
-            <w:permStart w:id="1460958708" w:edGrp="everyone" w:displacedByCustomXml="prev"/>
+            <w:permStart w:id="869547293" w:edGrp="everyone" w:displacedByCustomXml="prev"/>
             <w:tc>
               <w:tcPr>
                 <w:tcW w:w="5688" w:type="dxa"/>
@@ -3277,28 +3329,31 @@
                 </w:pPr>
                 <w:r>
                   <w:rPr>
+                    <w:rStyle w:val="PlaceholderText"/>
                     <w:rFonts w:ascii="Arial" w:hAnsi="Arial" w:cs="Arial"/>
                   </w:rPr>
-                  <w:t>PY_HDSERIAL</w:t>
+                  <w:t xml:space="preserve"> </w:t>
                 </w:r>
               </w:p>
             </w:tc>
-            <w:permEnd w:id="1460958708" w:displacedByCustomXml="next"/>
+            <w:permEnd w:id="869547293" w:displacedByCustomXml="next"/>
           </w:sdtContent>
         </w:sdt>
+        <w:permStart w:id="1715035768" w:edGrp="everyone" w:displacedByCustomXml="next"/>
         <w:sdt>
           <w:sdtPr>
             <w:rPr>
               <w:rFonts w:ascii="Arial" w:hAnsi="Arial" w:cs="Arial"/>
             </w:rPr>
+            <w:tag w:val="PY_CAPACITY"/>
             <w:id w:val="529064043"/>
             <w:placeholder>
               <w:docPart w:val="9312291914C740898D52AD133A970DE6"/>
             </w:placeholder>
+            <w:showingPlcHdr/>
             <w:text/>
           </w:sdtPr>
           <w:sdtContent>
-            <w:permStart w:id="1497130683" w:edGrp="everyone" w:displacedByCustomXml="prev"/>
             <w:tc>
               <w:tcPr>
                 <w:tcW w:w="5688" w:type="dxa"/>
@@ -3316,15 +3371,16 @@
                 </w:pPr>
                 <w:r>
                   <w:rPr>
+                    <w:rStyle w:val="PlaceholderText"/>
                     <w:rFonts w:ascii="Arial" w:hAnsi="Arial" w:cs="Arial"/>
                   </w:rPr>
-                  <w:t>PY_CAPACITY</w:t>
+                  <w:t xml:space="preserve"> </w:t>
                 </w:r>
               </w:p>
             </w:tc>
-            <w:permEnd w:id="1497130683" w:displacedByCustomXml="next"/>
           </w:sdtContent>
         </w:sdt>
+        <w:permEnd w:id="1715035768" w:displacedByCustomXml="prev"/>
       </w:tr>
       <w:tr>
         <w:trPr>
@@ -3505,6 +3561,7 @@
             </w:sdt>
           </w:p>
         </w:tc>
+        <w:permStart w:id="354098644" w:edGrp="everyone"/>
         <w:tc>
           <w:tcPr>
             <w:tcW w:w="4303" w:type="dxa"/>
@@ -3529,10 +3586,12 @@
                 <w:rPr>
                   <w:rFonts w:ascii="Arial" w:hAnsi="Arial" w:cs="Arial"/>
                 </w:rPr>
+                <w:tag w:val="PY_IMAGEDATE"/>
                 <w:id w:val="-1312790320"/>
                 <w:placeholder>
                   <w:docPart w:val="5124282656444390B4F810D21EEE6551"/>
                 </w:placeholder>
+                <w:showingPlcHdr/>
                 <w:date>
                   <w:dateFormat w:val="dddd, MMMM d, yyyy"/>
                   <w:lid w:val="en-US"/>
@@ -3541,16 +3600,16 @@
                 </w:date>
               </w:sdtPr>
               <w:sdtContent>
-                <w:permStart w:id="541343425" w:edGrp="everyone"/>
                 <w:r>
                   <w:rPr>
+                    <w:rStyle w:val="PlaceholderText"/>
                     <w:rFonts w:ascii="Arial" w:hAnsi="Arial" w:cs="Arial"/>
                   </w:rPr>
-                  <w:t>PY_IMAGEDATE</w:t>
+                  <w:t xml:space="preserve"> </w:t>
                 </w:r>
-                <w:permEnd w:id="541343425"/>
               </w:sdtContent>
             </w:sdt>
+            <w:permEnd w:id="354098644"/>
           </w:p>
         </w:tc>
         <w:tc>
@@ -3560,6 +3619,7 @@
               <w:top w:val="nil"/>
             </w:tcBorders>
           </w:tcPr>
+          <w:permStart w:id="1325337615" w:edGrp="everyone" w:displacedByCustomXml="next"/>
           <w:sdt>
             <w:sdtPr>
               <w:rPr>
@@ -3582,7 +3642,6 @@
               </w:dropDownList>
             </w:sdtPr>
             <w:sdtContent>
-              <w:permStart w:id="1716925028" w:edGrp="everyone" w:displacedByCustomXml="prev"/>
               <w:p>
                 <w:pPr>
                   <w:spacing w:line="276" w:lineRule="auto"/>
@@ -3603,9 +3662,9 @@
                   <w:t xml:space="preserve">Choose </w:t>
                 </w:r>
               </w:p>
-              <w:permEnd w:id="1716925028" w:displacedByCustomXml="next"/>
             </w:sdtContent>
           </w:sdt>
+          <w:permEnd w:id="1325337615" w:displacedByCustomXml="prev"/>
         </w:tc>
       </w:tr>
     </w:tbl>
@@ -3821,11 +3880,13 @@
               </w:rPr>
               <w:t xml:space="preserve">Version: </w:t>
             </w:r>
+            <w:permStart w:id="2114004910" w:edGrp="everyone"/>
             <w:sdt>
               <w:sdtPr>
                 <w:rPr>
                   <w:rFonts w:ascii="Arial" w:hAnsi="Arial" w:cs="Arial"/>
                 </w:rPr>
+                <w:tag w:val="PY_XWVER"/>
                 <w:id w:val="-1308154340"/>
                 <w:placeholder>
                   <w:docPart w:val="DEFF1A089CB14532B097617300BD4715"/>
@@ -3833,22 +3894,15 @@
                 <w:text/>
               </w:sdtPr>
               <w:sdtContent>
-                <w:permStart w:id="583476753" w:edGrp="everyone"/>
                 <w:r>
                   <w:rPr>
                     <w:rFonts w:ascii="Arial" w:hAnsi="Arial" w:cs="Arial"/>
                   </w:rPr>
-                  <w:t>PY_</w:t>
+                  <w:t xml:space="preserve"> </w:t>
                 </w:r>
-                <w:r>
-                  <w:rPr>
-                    <w:rFonts w:ascii="Arial" w:hAnsi="Arial" w:cs="Arial"/>
-                  </w:rPr>
-                  <w:t xml:space="preserve">XWVER </w:t>
-                </w:r>
-                <w:permEnd w:id="583476753"/>
               </w:sdtContent>
             </w:sdt>
+            <w:permEnd w:id="2114004910"/>
           </w:p>
           <w:permStart w:id="2110813932" w:edGrp="everyone"/>
           <w:p>
@@ -3863,6 +3917,7 @@
                 <w:rPr>
                   <w:rFonts w:ascii="Arial" w:hAnsi="Arial" w:cs="Arial"/>
                 </w:rPr>
+                <w:tag w:val="PY_XWYES"/>
                 <w:id w:val="145710822"/>
                 <w14:checkbox>
                   <w14:checked w14:val="0"/>
@@ -3919,28 +3974,31 @@
               </w:rPr>
               <w:t xml:space="preserve">Version: </w:t>
             </w:r>
+            <w:permStart w:id="1633376771" w:edGrp="everyone"/>
             <w:sdt>
               <w:sdtPr>
                 <w:rPr>
                   <w:rFonts w:ascii="Arial" w:hAnsi="Arial" w:cs="Arial"/>
                 </w:rPr>
+                <w:tag w:val="PY_FTKVER"/>
                 <w:id w:val="1349755123"/>
                 <w:placeholder>
                   <w:docPart w:val="4184C42D3AB64B49B546B41A48DDAAE3"/>
                 </w:placeholder>
+                <w:showingPlcHdr/>
                 <w:text/>
               </w:sdtPr>
               <w:sdtContent>
-                <w:permStart w:id="1097231678" w:edGrp="everyone"/>
                 <w:r>
                   <w:rPr>
+                    <w:rStyle w:val="PlaceholderText"/>
                     <w:rFonts w:ascii="Arial" w:hAnsi="Arial" w:cs="Arial"/>
                   </w:rPr>
-                  <w:t>PY_FTKVER</w:t>
+                  <w:t xml:space="preserve"> </w:t>
                 </w:r>
-                <w:permEnd w:id="1097231678"/>
               </w:sdtContent>
             </w:sdt>
+            <w:permEnd w:id="1633376771"/>
           </w:p>
           <w:permStart w:id="1570465233" w:edGrp="everyone"/>
           <w:p>
@@ -3955,6 +4013,7 @@
                 <w:rPr>
                   <w:rFonts w:ascii="Arial" w:hAnsi="Arial" w:cs="Arial"/>
                 </w:rPr>
+                <w:tag w:val="PY_FTKYES"/>
                 <w:id w:val="901019800"/>
                 <w14:checkbox>
                   <w14:checked w14:val="0"/>
@@ -4011,34 +4070,31 @@
               </w:rPr>
               <w:t xml:space="preserve">Version: </w:t>
             </w:r>
+            <w:permStart w:id="700332083" w:edGrp="everyone"/>
             <w:sdt>
               <w:sdtPr>
                 <w:rPr>
                   <w:rFonts w:ascii="Arial" w:hAnsi="Arial" w:cs="Arial"/>
                 </w:rPr>
+                <w:tag w:val="PY_TX1VER"/>
                 <w:id w:val="-1573649796"/>
                 <w:placeholder>
                   <w:docPart w:val="973CF8696FBB4BF8B3D89D7B78BAAD65"/>
                 </w:placeholder>
+                <w:showingPlcHdr/>
                 <w:text/>
               </w:sdtPr>
               <w:sdtContent>
-                <w:permStart w:id="441863196" w:edGrp="everyone"/>
                 <w:r>
                   <w:rPr>
+                    <w:rStyle w:val="PlaceholderText"/>
                     <w:rFonts w:ascii="Arial" w:hAnsi="Arial" w:cs="Arial"/>
                   </w:rPr>
-                  <w:t>PY_TX1</w:t>
+                  <w:t xml:space="preserve"> </w:t>
                 </w:r>
-                <w:r>
-                  <w:rPr>
-                    <w:rFonts w:ascii="Arial" w:hAnsi="Arial" w:cs="Arial"/>
-                  </w:rPr>
-                  <w:t>VER</w:t>
-                </w:r>
-                <w:permEnd w:id="441863196"/>
               </w:sdtContent>
             </w:sdt>
+            <w:permEnd w:id="700332083"/>
           </w:p>
           <w:permStart w:id="320081527" w:edGrp="everyone"/>
           <w:p>
@@ -4053,6 +4109,7 @@
                 <w:rPr>
                   <w:rFonts w:ascii="Arial" w:hAnsi="Arial" w:cs="Arial"/>
                 </w:rPr>
+                <w:tag w:val="PY_TX1YES"/>
                 <w:id w:val="465167579"/>
                 <w14:checkbox>
                   <w14:checked w14:val="0"/>
@@ -4108,34 +4165,31 @@
               </w:rPr>
               <w:t xml:space="preserve">Version: </w:t>
             </w:r>
+            <w:permStart w:id="1800735977" w:edGrp="everyone"/>
             <w:sdt>
               <w:sdtPr>
                 <w:rPr>
                   <w:rFonts w:ascii="Arial" w:hAnsi="Arial" w:cs="Arial"/>
                 </w:rPr>
+                <w:tag w:val="PY_DCVER"/>
                 <w:id w:val="1027368776"/>
                 <w:placeholder>
                   <w:docPart w:val="16A27CF527C54CA1A9B54A7795B649C0"/>
                 </w:placeholder>
+                <w:showingPlcHdr/>
                 <w:text/>
               </w:sdtPr>
               <w:sdtContent>
-                <w:permStart w:id="1126518887" w:edGrp="everyone"/>
                 <w:r>
                   <w:rPr>
+                    <w:rStyle w:val="PlaceholderText"/>
                     <w:rFonts w:ascii="Arial" w:hAnsi="Arial" w:cs="Arial"/>
                   </w:rPr>
-                  <w:t>PY_D</w:t>
+                  <w:t xml:space="preserve"> </w:t>
                 </w:r>
-                <w:r>
-                  <w:rPr>
-                    <w:rFonts w:ascii="Arial" w:hAnsi="Arial" w:cs="Arial"/>
-                  </w:rPr>
-                  <w:t>CVER</w:t>
-                </w:r>
-                <w:permEnd w:id="1126518887"/>
               </w:sdtContent>
             </w:sdt>
+            <w:permEnd w:id="1800735977"/>
           </w:p>
           <w:permStart w:id="563288409" w:edGrp="everyone"/>
           <w:p>
@@ -4150,6 +4204,7 @@
                 <w:rPr>
                   <w:rFonts w:ascii="Arial" w:hAnsi="Arial" w:cs="Arial"/>
                 </w:rPr>
+                <w:tag w:val="PY_DCYES"/>
                 <w:id w:val="412352023"/>
                 <w14:checkbox>
                   <w14:checked w14:val="0"/>
@@ -4344,11 +4399,13 @@
               </w:rPr>
               <w:t xml:space="preserve">Version: </w:t>
             </w:r>
+            <w:permStart w:id="1532250605" w:edGrp="everyone"/>
             <w:sdt>
               <w:sdtPr>
                 <w:rPr>
                   <w:rFonts w:ascii="Arial" w:hAnsi="Arial" w:cs="Arial"/>
                 </w:rPr>
+                <w:tag w:val="PY_XWVER"/>
                 <w:id w:val="-239399999"/>
                 <w:placeholder>
                   <w:docPart w:val="30619FA96FA344C6A19857A5ABE1CF47"/>
@@ -4357,7 +4414,6 @@
                 <w:text/>
               </w:sdtPr>
               <w:sdtContent>
-                <w:permStart w:id="870582069" w:edGrp="everyone"/>
                 <w:r>
                   <w:rPr>
                     <w:rStyle w:val="PlaceholderText"/>
@@ -4365,9 +4421,9 @@
                   </w:rPr>
                   <w:t xml:space="preserve"> </w:t>
                 </w:r>
-                <w:permEnd w:id="870582069"/>
               </w:sdtContent>
             </w:sdt>
+            <w:permEnd w:id="1532250605"/>
           </w:p>
           <w:permStart w:id="1516400646" w:edGrp="everyone"/>
           <w:p>
@@ -4386,6 +4442,7 @@
                 <w:rPr>
                   <w:rFonts w:ascii="Arial" w:hAnsi="Arial" w:cs="Arial"/>
                 </w:rPr>
+                <w:tag w:val="PY_XWPROYES"/>
                 <w:id w:val="870961987"/>
                 <w14:checkbox>
                   <w14:checked w14:val="0"/>
@@ -4448,28 +4505,31 @@
               </w:rPr>
               <w:t xml:space="preserve">Version: </w:t>
             </w:r>
+            <w:permStart w:id="123491196" w:edGrp="everyone"/>
             <w:sdt>
               <w:sdtPr>
                 <w:rPr>
                   <w:rFonts w:ascii="Arial" w:hAnsi="Arial" w:cs="Arial"/>
                 </w:rPr>
+                <w:tag w:val="PY_EXAMINEVER"/>
                 <w:id w:val="1075940820"/>
                 <w:placeholder>
                   <w:docPart w:val="09CB18A341BF4959A8EA39F9FD74E117"/>
                 </w:placeholder>
+                <w:showingPlcHdr/>
                 <w:text/>
               </w:sdtPr>
               <w:sdtContent>
-                <w:permStart w:id="656093911" w:edGrp="everyone"/>
                 <w:r>
                   <w:rPr>
+                    <w:rStyle w:val="PlaceholderText"/>
                     <w:rFonts w:ascii="Arial" w:hAnsi="Arial" w:cs="Arial"/>
                   </w:rPr>
-                  <w:t>PY_EXAMINE</w:t>
+                  <w:t xml:space="preserve"> </w:t>
                 </w:r>
-                <w:permEnd w:id="656093911"/>
               </w:sdtContent>
             </w:sdt>
+            <w:permEnd w:id="123491196"/>
           </w:p>
           <w:permStart w:id="94988067" w:edGrp="everyone"/>
           <w:p>
@@ -4488,6 +4548,7 @@
                 <w:rPr>
                   <w:rFonts w:ascii="Arial" w:hAnsi="Arial" w:cs="Arial"/>
                 </w:rPr>
+                <w:tag w:val="PY_EXAMINEYES"/>
                 <w:id w:val="1457068155"/>
                 <w14:checkbox>
                   <w14:checked w14:val="0"/>
@@ -4592,6 +4653,7 @@
                 <w:rPr>
                   <w:rFonts w:ascii="Arial" w:hAnsi="Arial" w:cs="Arial"/>
                 </w:rPr>
+                <w:tag w:val="PY_GRIFFEYEYES"/>
                 <w:id w:val="-1120219493"/>
                 <w14:checkbox>
                   <w14:checked w14:val="0"/>
@@ -4714,11 +4776,13 @@
               <w:top w:val="nil"/>
             </w:tcBorders>
           </w:tcPr>
+          <w:permStart w:id="1872054933" w:edGrp="everyone" w:displacedByCustomXml="next"/>
           <w:sdt>
             <w:sdtPr>
               <w:rPr>
                 <w:rFonts w:ascii="Arial" w:hAnsi="Arial" w:cs="Arial"/>
               </w:rPr>
+              <w:tag w:val="PY_NOTES"/>
               <w:id w:val="995143063"/>
               <w:placeholder>
                 <w:docPart w:val="1AAF7E6B48374BB0973902794849DF16"/>
@@ -4726,7 +4790,6 @@
               <w:showingPlcHdr/>
             </w:sdtPr>
             <w:sdtContent>
-              <w:permStart w:id="969630998" w:edGrp="everyone" w:displacedByCustomXml="prev"/>
               <w:p>
                 <w:pPr>
                   <w:rPr>
@@ -4736,13 +4799,14 @@
                 <w:r>
                   <w:rPr>
                     <w:rStyle w:val="PlaceholderText"/>
+                    <w:rFonts w:ascii="Arial" w:hAnsi="Arial" w:cs="Arial"/>
                   </w:rPr>
                   <w:t>Click or tap here to enter text.</w:t>
                 </w:r>
               </w:p>
-              <w:permEnd w:id="969630998" w:displacedByCustomXml="next"/>
             </w:sdtContent>
           </w:sdt>
+          <w:permEnd w:id="1872054933" w:displacedByCustomXml="prev"/>
           <w:p>
             <w:pPr>
               <w:rPr>
@@ -4834,18 +4898,20 @@
               <w:top w:val="nil"/>
             </w:tcBorders>
           </w:tcPr>
+          <w:permStart w:id="1549351641" w:edGrp="everyone" w:displacedByCustomXml="next"/>
           <w:sdt>
             <w:sdtPr>
               <w:rPr>
                 <w:rFonts w:ascii="Arial" w:hAnsi="Arial" w:cs="Arial"/>
               </w:rPr>
+              <w:tag w:val="PY_ACQUIRE"/>
               <w:id w:val="-1490635480"/>
               <w:placeholder>
                 <w:docPart w:val="C057D11CB46E4A448FA4988220A0FE3E"/>
               </w:placeholder>
+              <w:showingPlcHdr/>
             </w:sdtPr>
             <w:sdtContent>
-              <w:permStart w:id="2115710638" w:edGrp="everyone" w:displacedByCustomXml="prev"/>
               <w:p>
                 <w:pPr>
                   <w:rPr>
@@ -4854,14 +4920,15 @@
                 </w:pPr>
                 <w:r>
                   <w:rPr>
+                    <w:rStyle w:val="PlaceholderText"/>
                     <w:rFonts w:ascii="Arial" w:hAnsi="Arial" w:cs="Arial"/>
                   </w:rPr>
-                  <w:t>PY_ACQUIRE</w:t>
+                  <w:t>Click or tap here to enter text.</w:t>
                 </w:r>
               </w:p>
-              <w:permEnd w:id="2115710638" w:displacedByCustomXml="next"/>
             </w:sdtContent>
           </w:sdt>
+          <w:permEnd w:id="1549351641" w:displacedByCustomXml="prev"/>
           <w:p>
             <w:pPr>
               <w:rPr>
@@ -4939,15 +5006,286 @@
             <w:sdtContent>
               <w:permStart w:id="40524158" w:edGrp="everyone" w:displacedByCustomXml="prev"/>
               <w:p>
+                <w:pPr>
+                  <w:rPr>
+                    <w:rFonts w:ascii="Arial" w:hAnsi="Arial" w:cs="Arial"/>
+                  </w:rPr>
+                </w:pPr>
                 <w:r>
                   <w:rPr>
-                    <w:rFonts w:cs="Arial"/>
+                    <w:rFonts w:ascii="Arial" w:hAnsi="Arial" w:cs="Arial"/>
+                    <w:b/>
+                    <w:bCs/>
+                  </w:rPr>
+                  <w:t>Registered Owner:</w:t>
+                </w:r>
+                <w:r>
+                  <w:rPr>
+                    <w:rFonts w:ascii="Arial" w:hAnsi="Arial" w:cs="Arial"/>
                   </w:rPr>
                   <w:t xml:space="preserve"> </w:t>
                 </w:r>
               </w:p>
-              <w:p/>
-              <w:p/>
+              <w:p>
+                <w:pPr>
+                  <w:rPr>
+                    <w:rFonts w:ascii="Arial" w:hAnsi="Arial" w:cs="Arial"/>
+                  </w:rPr>
+                </w:pPr>
+                <w:r>
+                  <w:rPr>
+                    <w:rFonts w:ascii="Arial" w:hAnsi="Arial" w:cs="Arial"/>
+                    <w:b/>
+                    <w:bCs/>
+                  </w:rPr>
+                  <w:t>Computer Name:</w:t>
+                </w:r>
+                <w:r>
+                  <w:rPr>
+                    <w:rFonts w:ascii="Arial" w:hAnsi="Arial" w:cs="Arial"/>
+                  </w:rPr>
+                  <w:t xml:space="preserve"> </w:t>
+                </w:r>
+              </w:p>
+              <w:p>
+                <w:pPr>
+                  <w:rPr>
+                    <w:rFonts w:ascii="Arial" w:hAnsi="Arial" w:cs="Arial"/>
+                  </w:rPr>
+                </w:pPr>
+                <w:r>
+                  <w:rPr>
+                    <w:rFonts w:ascii="Arial" w:hAnsi="Arial" w:cs="Arial"/>
+                    <w:b/>
+                    <w:bCs/>
+                  </w:rPr>
+                  <w:t>User Accounts:</w:t>
+                </w:r>
+              </w:p>
+              <w:p>
+                <w:pPr>
+                  <w:pStyle w:val="ListParagraph"/>
+                  <w:numPr>
+                    <w:ilvl w:val="0"/>
+                    <w:numId w:val="2"/>
+                  </w:numPr>
+                  <w:rPr>
+                    <w:rFonts w:ascii="Arial" w:hAnsi="Arial" w:cs="Arial"/>
+                  </w:rPr>
+                </w:pPr>
+              </w:p>
+              <w:p>
+                <w:pPr>
+                  <w:pStyle w:val="ListParagraph"/>
+                  <w:numPr>
+                    <w:ilvl w:val="1"/>
+                    <w:numId w:val="2"/>
+                  </w:numPr>
+                  <w:rPr>
+                    <w:rFonts w:ascii="Arial" w:hAnsi="Arial" w:cs="Arial"/>
+                  </w:rPr>
+                </w:pPr>
+                <w:r>
+                  <w:rPr>
+                    <w:rFonts w:ascii="Arial" w:hAnsi="Arial" w:cs="Arial"/>
+                  </w:rPr>
+                  <w:t xml:space="preserve">Full Name: </w:t>
+                </w:r>
+              </w:p>
+              <w:p>
+                <w:pPr>
+                  <w:pStyle w:val="ListParagraph"/>
+                  <w:numPr>
+                    <w:ilvl w:val="1"/>
+                    <w:numId w:val="2"/>
+                  </w:numPr>
+                  <w:rPr>
+                    <w:rFonts w:ascii="Arial" w:hAnsi="Arial" w:cs="Arial"/>
+                  </w:rPr>
+                </w:pPr>
+                <w:r>
+                  <w:rPr>
+                    <w:rFonts w:ascii="Arial" w:hAnsi="Arial" w:cs="Arial"/>
+                  </w:rPr>
+                  <w:t xml:space="preserve">Relative Identifier: </w:t>
+                </w:r>
+              </w:p>
+              <w:p>
+                <w:pPr>
+                  <w:pStyle w:val="ListParagraph"/>
+                  <w:numPr>
+                    <w:ilvl w:val="1"/>
+                    <w:numId w:val="2"/>
+                  </w:numPr>
+                  <w:rPr>
+                    <w:rFonts w:ascii="Arial" w:hAnsi="Arial" w:cs="Arial"/>
+                  </w:rPr>
+                </w:pPr>
+                <w:r>
+                  <w:rPr>
+                    <w:rFonts w:ascii="Arial" w:hAnsi="Arial" w:cs="Arial"/>
+                  </w:rPr>
+                  <w:t xml:space="preserve">Security Identifier: </w:t>
+                </w:r>
+              </w:p>
+              <w:p>
+                <w:pPr>
+                  <w:pStyle w:val="ListParagraph"/>
+                  <w:numPr>
+                    <w:ilvl w:val="1"/>
+                    <w:numId w:val="2"/>
+                  </w:numPr>
+                  <w:rPr>
+                    <w:rFonts w:ascii="Arial" w:hAnsi="Arial" w:cs="Arial"/>
+                  </w:rPr>
+                </w:pPr>
+                <w:r>
+                  <w:rPr>
+                    <w:rFonts w:ascii="Arial" w:hAnsi="Arial" w:cs="Arial"/>
+                  </w:rPr>
+                  <w:t xml:space="preserve">Internet User Name: </w:t>
+                </w:r>
+              </w:p>
+              <w:p>
+                <w:pPr>
+                  <w:pStyle w:val="ListParagraph"/>
+                  <w:numPr>
+                    <w:ilvl w:val="1"/>
+                    <w:numId w:val="2"/>
+                  </w:numPr>
+                  <w:rPr>
+                    <w:rFonts w:ascii="Arial" w:hAnsi="Arial" w:cs="Arial"/>
+                  </w:rPr>
+                </w:pPr>
+                <w:r>
+                  <w:rPr>
+                    <w:rFonts w:ascii="Arial" w:hAnsi="Arial" w:cs="Arial"/>
+                  </w:rPr>
+                  <w:t xml:space="preserve">Profile Path: </w:t>
+                </w:r>
+              </w:p>
+              <w:p>
+                <w:pPr>
+                  <w:pStyle w:val="ListParagraph"/>
+                  <w:numPr>
+                    <w:ilvl w:val="1"/>
+                    <w:numId w:val="2"/>
+                  </w:numPr>
+                  <w:rPr>
+                    <w:rFonts w:ascii="Arial" w:hAnsi="Arial" w:cs="Arial"/>
+                  </w:rPr>
+                </w:pPr>
+                <w:r>
+                  <w:rPr>
+                    <w:rFonts w:ascii="Arial" w:hAnsi="Arial" w:cs="Arial"/>
+                  </w:rPr>
+                  <w:t xml:space="preserve">Last Password Change Date/Time: </w:t>
+                </w:r>
+              </w:p>
+              <w:p>
+                <w:pPr>
+                  <w:pStyle w:val="ListParagraph"/>
+                  <w:numPr>
+                    <w:ilvl w:val="1"/>
+                    <w:numId w:val="2"/>
+                  </w:numPr>
+                  <w:rPr>
+                    <w:rFonts w:ascii="Arial" w:hAnsi="Arial" w:cs="Arial"/>
+                  </w:rPr>
+                </w:pPr>
+                <w:r>
+                  <w:rPr>
+                    <w:rFonts w:ascii="Arial" w:hAnsi="Arial" w:cs="Arial"/>
+                  </w:rPr>
+                  <w:t xml:space="preserve">Password Required: </w:t>
+                </w:r>
+              </w:p>
+              <w:p>
+                <w:pPr>
+                  <w:pStyle w:val="ListParagraph"/>
+                  <w:numPr>
+                    <w:ilvl w:val="1"/>
+                    <w:numId w:val="2"/>
+                  </w:numPr>
+                  <w:rPr>
+                    <w:rFonts w:ascii="Arial" w:hAnsi="Arial" w:cs="Arial"/>
+                  </w:rPr>
+                </w:pPr>
+                <w:r>
+                  <w:rPr>
+                    <w:rFonts w:ascii="Arial" w:hAnsi="Arial" w:cs="Arial"/>
+                  </w:rPr>
+                  <w:t xml:space="preserve">Password Secured: </w:t>
+                </w:r>
+              </w:p>
+              <w:p>
+                <w:pPr>
+                  <w:pStyle w:val="ListParagraph"/>
+                  <w:numPr>
+                    <w:ilvl w:val="1"/>
+                    <w:numId w:val="2"/>
+                  </w:numPr>
+                  <w:rPr>
+                    <w:rFonts w:ascii="Arial" w:hAnsi="Arial" w:cs="Arial"/>
+                  </w:rPr>
+                </w:pPr>
+                <w:r>
+                  <w:rPr>
+                    <w:rFonts w:ascii="Arial" w:hAnsi="Arial" w:cs="Arial"/>
+                  </w:rPr>
+                  <w:t xml:space="preserve">NTLM Hash: </w:t>
+                </w:r>
+              </w:p>
+              <w:p>
+                <w:pPr>
+                  <w:pStyle w:val="ListParagraph"/>
+                  <w:numPr>
+                    <w:ilvl w:val="1"/>
+                    <w:numId w:val="2"/>
+                  </w:numPr>
+                  <w:rPr>
+                    <w:rFonts w:ascii="Arial" w:hAnsi="Arial" w:cs="Arial"/>
+                  </w:rPr>
+                </w:pPr>
+                <w:r>
+                  <w:rPr>
+                    <w:rFonts w:ascii="Arial" w:hAnsi="Arial" w:cs="Arial"/>
+                  </w:rPr>
+                  <w:t xml:space="preserve">Local Login Count: </w:t>
+                </w:r>
+              </w:p>
+              <w:p>
+                <w:pPr>
+                  <w:pStyle w:val="ListParagraph"/>
+                  <w:numPr>
+                    <w:ilvl w:val="1"/>
+                    <w:numId w:val="2"/>
+                  </w:numPr>
+                  <w:rPr>
+                    <w:rFonts w:ascii="Arial" w:hAnsi="Arial" w:cs="Arial"/>
+                  </w:rPr>
+                </w:pPr>
+                <w:r>
+                  <w:rPr>
+                    <w:rFonts w:ascii="Arial" w:hAnsi="Arial" w:cs="Arial"/>
+                  </w:rPr>
+                  <w:t xml:space="preserve">Account Disabled: </w:t>
+                </w:r>
+              </w:p>
+              <w:p>
+                <w:pPr>
+                  <w:rPr>
+                    <w:rFonts w:ascii="Arial" w:hAnsi="Arial" w:cs="Arial"/>
+                  </w:rPr>
+                </w:pPr>
+              </w:p>
+              <w:p>
+                <w:pPr>
+                  <w:rPr>
+                    <w:rFonts w:ascii="Arial" w:hAnsi="Arial" w:cs="Arial"/>
+                  </w:rPr>
+                </w:pPr>
+              </w:p>
               <w:p>
                 <w:pPr>
                   <w:rPr>
@@ -5022,18 +5360,20 @@
               <w:top w:val="nil"/>
             </w:tcBorders>
           </w:tcPr>
+          <w:permStart w:id="932843882" w:edGrp="everyone" w:displacedByCustomXml="next"/>
           <w:sdt>
             <w:sdtPr>
               <w:rPr>
                 <w:rFonts w:ascii="Arial" w:hAnsi="Arial" w:cs="Arial"/>
               </w:rPr>
+              <w:tag w:val="PY_TEXT"/>
               <w:id w:val="1511265889"/>
               <w:placeholder>
                 <w:docPart w:val="B72748FCF3EC4C0895C9C15657F41D63"/>
               </w:placeholder>
+              <w:showingPlcHdr/>
             </w:sdtPr>
             <w:sdtContent>
-              <w:permStart w:id="664364486" w:edGrp="everyone" w:displacedByCustomXml="prev"/>
               <w:p>
                 <w:pPr>
                   <w:rPr>
@@ -5042,14 +5382,15 @@
                 </w:pPr>
                 <w:r>
                   <w:rPr>
+                    <w:rStyle w:val="PlaceholderText"/>
                     <w:rFonts w:ascii="Arial" w:hAnsi="Arial" w:cs="Arial"/>
                   </w:rPr>
-                  <w:t>PY_TEXT</w:t>
+                  <w:t>Click or tap here to enter text.</w:t>
                 </w:r>
               </w:p>
-              <w:permEnd w:id="664364486" w:displacedByCustomXml="next"/>
             </w:sdtContent>
           </w:sdt>
+          <w:permEnd w:id="932843882" w:displacedByCustomXml="prev"/>
           <w:p>
             <w:pPr>
               <w:rPr>
@@ -5239,6 +5580,7 @@
             </w:r>
           </w:p>
         </w:tc>
+        <w:permStart w:id="858345504" w:edGrp="everyone"/>
         <w:tc>
           <w:tcPr>
             <w:tcW w:w="5531" w:type="dxa"/>
@@ -5276,7 +5618,6 @@
                 </w:date>
               </w:sdtPr>
               <w:sdtContent>
-                <w:permStart w:id="929331562" w:edGrp="everyone"/>
                 <w:r>
                   <w:rPr>
                     <w:rStyle w:val="PlaceholderText"/>
@@ -5284,9 +5625,9 @@
                   </w:rPr>
                   <w:t xml:space="preserve"> </w:t>
                 </w:r>
-                <w:permEnd w:id="929331562"/>
               </w:sdtContent>
             </w:sdt>
+            <w:permEnd w:id="858345504"/>
           </w:p>
         </w:tc>
       </w:tr>
@@ -5440,7 +5781,7 @@
       <w:jc w:val="center"/>
     </w:pPr>
     <w:r>
-      <w:t>[AGENCY NAME]</w:t>
+      <w:t>[AGENCY]</w:t>
     </w:r>
   </w:p>
   <w:p>
@@ -5563,7 +5904,7 @@
       <w:jc w:val="center"/>
     </w:pPr>
     <w:r>
-      <w:t>[AGENCY NAME]</w:t>
+      <w:t>[AGENCY]</w:t>
     </w:r>
   </w:p>
   <w:p>
@@ -5621,25 +5962,90 @@
     <w:bookmarkStart w:id="1" w:name="_Hlk202628556"/>
     <w:r>
       <w:rPr>
+        <w:rFonts w:ascii="Arial" w:hAnsi="Arial" w:cs="Arial"/>
+        <w:b/>
+        <w:bCs/>
         <w:noProof/>
+        <w:sz w:val="28"/>
+        <w:szCs w:val="28"/>
       </w:rPr>
       <w:drawing>
-        <wp:anchor distT="0" distB="0" distL="114300" distR="114300" simplePos="0" relativeHeight="251660288" behindDoc="1" locked="0" layoutInCell="1" allowOverlap="1" wp14:anchorId="236CB47C" wp14:editId="2E193030">
+        <wp:anchor distT="0" distB="0" distL="114300" distR="114300" simplePos="0" relativeHeight="251659264" behindDoc="1" locked="0" layoutInCell="1" allowOverlap="1" wp14:anchorId="6070FA5F" wp14:editId="09582252">
           <wp:simplePos x="0" y="0"/>
           <wp:positionH relativeFrom="outsideMargin">
-            <wp:posOffset>-345440</wp:posOffset>
+            <wp:posOffset>-6561455</wp:posOffset>
           </wp:positionH>
           <wp:positionV relativeFrom="page">
             <wp:posOffset>273050</wp:posOffset>
           </wp:positionV>
-          <wp:extent cx="895350" cy="941705"/>
-          <wp:effectExtent l="0" t="0" r="0" b="0"/>
+          <wp:extent cx="894080" cy="941705"/>
+          <wp:effectExtent l="0" t="0" r="1270" b="0"/>
+          <wp:wrapSquare wrapText="bothSides"/>
+          <wp:docPr id="207324398" name="Picture 1"/>
+          <wp:cNvGraphicFramePr>
+            <a:graphicFrameLocks xmlns:a="http://schemas.openxmlformats.org/drawingml/2006/main" noChangeAspect="1"/>
+          </wp:cNvGraphicFramePr>
+          <a:graphic xmlns:a="http://schemas.openxmlformats.org/drawingml/2006/main">
+            <a:graphicData uri="http://schemas.openxmlformats.org/drawingml/2006/picture">
+              <pic:pic xmlns:pic="http://schemas.openxmlformats.org/drawingml/2006/picture">
+                <pic:nvPicPr>
+                  <pic:cNvPr id="207324398" name="Picture 1"/>
+                  <pic:cNvPicPr/>
+                </pic:nvPicPr>
+                <pic:blipFill>
+                  <a:blip r:embed="rId1">
+                    <a:extLst>
+                      <a:ext uri="{28A0092B-C50C-407E-A947-70E740481C1C}">
+                        <a14:useLocalDpi xmlns:a14="http://schemas.microsoft.com/office/drawing/2010/main" val="0"/>
+                      </a:ext>
+                    </a:extLst>
+                  </a:blip>
+                  <a:stretch>
+                    <a:fillRect/>
+                  </a:stretch>
+                </pic:blipFill>
+                <pic:spPr>
+                  <a:xfrm>
+                    <a:off x="0" y="0"/>
+                    <a:ext cx="894080" cy="941705"/>
+                  </a:xfrm>
+                  <a:prstGeom prst="rect">
+                    <a:avLst/>
+                  </a:prstGeom>
+                </pic:spPr>
+              </pic:pic>
+            </a:graphicData>
+          </a:graphic>
+          <wp14:sizeRelH relativeFrom="margin">
+            <wp14:pctWidth>0</wp14:pctWidth>
+          </wp14:sizeRelH>
+          <wp14:sizeRelV relativeFrom="margin">
+            <wp14:pctHeight>0</wp14:pctHeight>
+          </wp14:sizeRelV>
+        </wp:anchor>
+      </w:drawing>
+    </w:r>
+    <w:r>
+      <w:rPr>
+        <w:noProof/>
+      </w:rPr>
+      <w:drawing>
+        <wp:anchor distT="0" distB="0" distL="114300" distR="114300" simplePos="0" relativeHeight="251660288" behindDoc="1" locked="0" layoutInCell="1" allowOverlap="1" wp14:anchorId="236CB47C" wp14:editId="19A3D22C">
+          <wp:simplePos x="0" y="0"/>
+          <wp:positionH relativeFrom="outsideMargin">
+            <wp:posOffset>-344805</wp:posOffset>
+          </wp:positionH>
+          <wp:positionV relativeFrom="page">
+            <wp:posOffset>273050</wp:posOffset>
+          </wp:positionV>
+          <wp:extent cx="894080" cy="941705"/>
+          <wp:effectExtent l="0" t="0" r="1270" b="0"/>
           <wp:wrapTight wrapText="bothSides">
             <wp:wrapPolygon edited="0">
               <wp:start x="0" y="0"/>
               <wp:lineTo x="0" y="20974"/>
-              <wp:lineTo x="21140" y="20974"/>
-              <wp:lineTo x="21140" y="0"/>
+              <wp:lineTo x="21170" y="20974"/>
+              <wp:lineTo x="21170" y="0"/>
               <wp:lineTo x="0" y="0"/>
             </wp:wrapPolygon>
           </wp:wrapTight>
@@ -5671,7 +6077,7 @@
                 <pic:spPr bwMode="auto">
                   <a:xfrm>
                     <a:off x="0" y="0"/>
-                    <a:ext cx="895350" cy="941705"/>
+                    <a:ext cx="894080" cy="941705"/>
                   </a:xfrm>
                   <a:prstGeom prst="rect">
                     <a:avLst/>
@@ -5698,75 +6104,10 @@
         <w:rFonts w:ascii="Arial" w:hAnsi="Arial" w:cs="Arial"/>
         <w:b/>
         <w:bCs/>
-        <w:noProof/>
-        <w:sz w:val="28"/>
-        <w:szCs w:val="28"/>
-      </w:rPr>
-      <w:drawing>
-        <wp:anchor distT="0" distB="0" distL="114300" distR="114300" simplePos="0" relativeHeight="251659264" behindDoc="1" locked="0" layoutInCell="1" allowOverlap="1" wp14:anchorId="6070FA5F" wp14:editId="40CB8E69">
-          <wp:simplePos x="0" y="0"/>
-          <wp:positionH relativeFrom="outsideMargin">
-            <wp:posOffset>-6562090</wp:posOffset>
-          </wp:positionH>
-          <wp:positionV relativeFrom="page">
-            <wp:posOffset>273050</wp:posOffset>
-          </wp:positionV>
-          <wp:extent cx="895350" cy="941705"/>
-          <wp:effectExtent l="0" t="0" r="0" b="0"/>
-          <wp:wrapSquare wrapText="bothSides"/>
-          <wp:docPr id="207324398" name="Picture 1"/>
-          <wp:cNvGraphicFramePr>
-            <a:graphicFrameLocks xmlns:a="http://schemas.openxmlformats.org/drawingml/2006/main" noChangeAspect="1"/>
-          </wp:cNvGraphicFramePr>
-          <a:graphic xmlns:a="http://schemas.openxmlformats.org/drawingml/2006/main">
-            <a:graphicData uri="http://schemas.openxmlformats.org/drawingml/2006/picture">
-              <pic:pic xmlns:pic="http://schemas.openxmlformats.org/drawingml/2006/picture">
-                <pic:nvPicPr>
-                  <pic:cNvPr id="207324398" name="Picture 1"/>
-                  <pic:cNvPicPr/>
-                </pic:nvPicPr>
-                <pic:blipFill>
-                  <a:blip r:embed="rId1">
-                    <a:extLst>
-                      <a:ext uri="{28A0092B-C50C-407E-A947-70E740481C1C}">
-                        <a14:useLocalDpi xmlns:a14="http://schemas.microsoft.com/office/drawing/2010/main" val="0"/>
-                      </a:ext>
-                    </a:extLst>
-                  </a:blip>
-                  <a:stretch>
-                    <a:fillRect/>
-                  </a:stretch>
-                </pic:blipFill>
-                <pic:spPr>
-                  <a:xfrm>
-                    <a:off x="0" y="0"/>
-                    <a:ext cx="895350" cy="941705"/>
-                  </a:xfrm>
-                  <a:prstGeom prst="rect">
-                    <a:avLst/>
-                  </a:prstGeom>
-                </pic:spPr>
-              </pic:pic>
-            </a:graphicData>
-          </a:graphic>
-          <wp14:sizeRelH relativeFrom="margin">
-            <wp14:pctWidth>0</wp14:pctWidth>
-          </wp14:sizeRelH>
-          <wp14:sizeRelV relativeFrom="margin">
-            <wp14:pctHeight>0</wp14:pctHeight>
-          </wp14:sizeRelV>
-        </wp:anchor>
-      </w:drawing>
-    </w:r>
-    <w:r>
-      <w:rPr>
-        <w:rFonts w:ascii="Arial" w:hAnsi="Arial" w:cs="Arial"/>
-        <w:b/>
-        <w:bCs/>
         <w:sz w:val="32"/>
         <w:szCs w:val="32"/>
       </w:rPr>
-      <w:t>[AGENCY NAME]</w:t>
+      <w:t>[AGENCY]</w:t>
     </w:r>
   </w:p>
   <w:p>
@@ -5812,7 +6153,31 @@
         <w:szCs w:val="32"/>
         <w:lang w:val="fr-FR"/>
       </w:rPr>
-      <w:t xml:space="preserve">Digital Forensic Report </w:t>
+      <w:t xml:space="preserve">Digital </w:t>
+    </w:r>
+    <w:proofErr w:type="spellStart"/>
+    <w:r>
+      <w:rPr>
+        <w:rFonts w:ascii="Arial" w:hAnsi="Arial" w:cs="Arial"/>
+        <w:b/>
+        <w:bCs/>
+        <w:sz w:val="32"/>
+        <w:szCs w:val="32"/>
+        <w:lang w:val="fr-FR"/>
+      </w:rPr>
+      <w:t>Forensic</w:t>
+    </w:r>
+    <w:proofErr w:type="spellEnd"/>
+    <w:r>
+      <w:rPr>
+        <w:rFonts w:ascii="Arial" w:hAnsi="Arial" w:cs="Arial"/>
+        <w:b/>
+        <w:bCs/>
+        <w:sz w:val="32"/>
+        <w:szCs w:val="32"/>
+        <w:lang w:val="fr-FR"/>
+      </w:rPr>
+      <w:t xml:space="preserve"> Report </w:t>
     </w:r>
     <w:r>
       <w:rPr>
@@ -6629,6 +6994,12 @@
       <w:lang w:eastAsia="ar-SA"/>
       <w14:ligatures w14:val="none"/>
     </w:rPr>
+  </w:style>
+  <w:style w:type="character" w:customStyle="1" w:styleId="Style1">
+    <w:name w:val="Style1"/>
+    <w:basedOn w:val="DefaultParagraphFont"/>
+    <w:uiPriority w:val="1"/>
+    <w:rsid w:val="004158CE"/>
   </w:style>
 </w:styles>
 </file>
@@ -7936,18 +8307,6 @@
     <w:pitch w:val="variable"/>
     <w:sig w:usb0="E4002EFF" w:usb1="C200247B" w:usb2="00000009" w:usb3="00000000" w:csb0="000001FF" w:csb1="00000000"/>
   </w:font>
-  <w:font w:name="Aptos">
-    <w:charset w:val="00"/>
-    <w:family w:val="swiss"/>
-    <w:pitch w:val="variable"/>
-    <w:sig w:usb0="20000287" w:usb1="00000003" w:usb2="00000000" w:usb3="00000000" w:csb0="0000019F" w:csb1="00000000"/>
-  </w:font>
-  <w:font w:name="Aptos Display">
-    <w:charset w:val="00"/>
-    <w:family w:val="swiss"/>
-    <w:pitch w:val="variable"/>
-    <w:sig w:usb0="20000287" w:usb1="00000003" w:usb2="00000000" w:usb3="00000000" w:csb0="0000019F" w:csb1="00000000"/>
-  </w:font>
 </w:fonts>
 </file>
 
@@ -7968,13 +8327,17 @@
   <w:rsids>
     <w:rsidRoot w:val="00FA5336"/>
     <w:rsid w:val="000369E6"/>
+    <w:rsid w:val="000454CB"/>
     <w:rsid w:val="000A0D28"/>
     <w:rsid w:val="000A26CA"/>
     <w:rsid w:val="000B6DF9"/>
     <w:rsid w:val="000C6706"/>
     <w:rsid w:val="000D2823"/>
     <w:rsid w:val="0013616B"/>
+    <w:rsid w:val="00156316"/>
     <w:rsid w:val="001617B7"/>
+    <w:rsid w:val="00167032"/>
+    <w:rsid w:val="00184ADF"/>
     <w:rsid w:val="0019695C"/>
     <w:rsid w:val="001D421E"/>
     <w:rsid w:val="0022560E"/>
@@ -7989,6 +8352,7 @@
     <w:rsid w:val="002D02F2"/>
     <w:rsid w:val="002F0F8F"/>
     <w:rsid w:val="003016F5"/>
+    <w:rsid w:val="00320D36"/>
     <w:rsid w:val="003218C8"/>
     <w:rsid w:val="00363578"/>
     <w:rsid w:val="00391929"/>
@@ -7997,15 +8361,16 @@
     <w:rsid w:val="0043091A"/>
     <w:rsid w:val="004339A3"/>
     <w:rsid w:val="0045098B"/>
+    <w:rsid w:val="0048234B"/>
     <w:rsid w:val="004A5D18"/>
     <w:rsid w:val="004C07FD"/>
     <w:rsid w:val="0052099F"/>
-    <w:rsid w:val="0054086E"/>
     <w:rsid w:val="005475CC"/>
     <w:rsid w:val="005604EF"/>
     <w:rsid w:val="00581D4B"/>
     <w:rsid w:val="005832AF"/>
     <w:rsid w:val="00584A5D"/>
+    <w:rsid w:val="005A4324"/>
     <w:rsid w:val="005B30EC"/>
     <w:rsid w:val="005F4936"/>
     <w:rsid w:val="00607685"/>
@@ -8021,40 +8386,49 @@
     <w:rsid w:val="00756C94"/>
     <w:rsid w:val="00790889"/>
     <w:rsid w:val="00815D65"/>
+    <w:rsid w:val="008264D5"/>
     <w:rsid w:val="00862F74"/>
     <w:rsid w:val="008730AA"/>
     <w:rsid w:val="008938B0"/>
     <w:rsid w:val="008A38B1"/>
-    <w:rsid w:val="008A727E"/>
+    <w:rsid w:val="008C6F41"/>
     <w:rsid w:val="008E5E8A"/>
     <w:rsid w:val="008E648F"/>
     <w:rsid w:val="00936E8E"/>
+    <w:rsid w:val="00937877"/>
     <w:rsid w:val="009431A8"/>
     <w:rsid w:val="00955BB9"/>
     <w:rsid w:val="00956CD3"/>
+    <w:rsid w:val="009902D2"/>
+    <w:rsid w:val="009E1337"/>
     <w:rsid w:val="00A42C7B"/>
     <w:rsid w:val="00A70311"/>
+    <w:rsid w:val="00A77900"/>
     <w:rsid w:val="00A8607E"/>
     <w:rsid w:val="00AB1867"/>
     <w:rsid w:val="00AD2675"/>
     <w:rsid w:val="00AD67BF"/>
+    <w:rsid w:val="00AF3734"/>
     <w:rsid w:val="00B14103"/>
     <w:rsid w:val="00B32168"/>
-    <w:rsid w:val="00B40234"/>
     <w:rsid w:val="00B54556"/>
     <w:rsid w:val="00B617A0"/>
     <w:rsid w:val="00B849EC"/>
     <w:rsid w:val="00B948D5"/>
     <w:rsid w:val="00B978B1"/>
+    <w:rsid w:val="00BF4DEB"/>
     <w:rsid w:val="00C36366"/>
     <w:rsid w:val="00C63FBA"/>
+    <w:rsid w:val="00C77B40"/>
     <w:rsid w:val="00C81079"/>
     <w:rsid w:val="00C952D0"/>
+    <w:rsid w:val="00CC080E"/>
+    <w:rsid w:val="00CC62FC"/>
+    <w:rsid w:val="00CE1343"/>
     <w:rsid w:val="00CF687F"/>
     <w:rsid w:val="00D65084"/>
     <w:rsid w:val="00D73385"/>
     <w:rsid w:val="00D77522"/>
-    <w:rsid w:val="00DA2AAE"/>
     <w:rsid w:val="00DC45C1"/>
     <w:rsid w:val="00DF7D3F"/>
     <w:rsid w:val="00E733B3"/>
